--- a/apps/reports/static/app/public/example-template.docx
+++ b/apps/reports/static/app/public/example-template.docx
@@ -9,6 +9,25 @@
       </w:pPr>
       <w:r>
         <w:t xml:space="preserve">{{title}}</w:t>
+      </w:r>
+    </w:p>
+    <w:p>
+      <w:r>
+        <w:t xml:space="preserve">{{#partial}}</w:t>
+      </w:r>
+    </w:p>
+    <w:p>
+      <w:r>
+        <w:rPr>
+          <w:b/>
+          <w:bCs/>
+        </w:rPr>
+        <w:t xml:space="preserve">{{partialBanner}}</w:t>
+      </w:r>
+    </w:p>
+    <w:p>
+      <w:r>
+        <w:t xml:space="preserve">{{/partial}}</w:t>
       </w:r>
     </w:p>
     <w:p>
